--- a/Respuesta Tarea-S12.docx
+++ b/Respuesta Tarea-S12.docx
@@ -1214,10 +1214,10 @@
         </w:rPr>
         <w:lastRenderedPageBreak/>
         <w:drawing>
-          <wp:inline distT="0" distB="0" distL="0" distR="0" wp14:anchorId="656E3B89" wp14:editId="3429CCDD">
-            <wp:extent cx="5612130" cy="3088640"/>
+          <wp:inline distT="0" distB="0" distL="0" distR="0" wp14:anchorId="10097E02" wp14:editId="1AECE75C">
+            <wp:extent cx="5612130" cy="3067050"/>
             <wp:effectExtent l="0" t="0" r="7620" b="0"/>
-            <wp:docPr id="17" name="Imagen 17"/>
+            <wp:docPr id="8" name="Imagen 8"/>
             <wp:cNvGraphicFramePr>
               <a:graphicFrameLocks xmlns:a="http://schemas.openxmlformats.org/drawingml/2006/main" noChangeAspect="1"/>
             </wp:cNvGraphicFramePr>
@@ -1237,7 +1237,7 @@
                   <pic:spPr>
                     <a:xfrm>
                       <a:off x="0" y="0"/>
-                      <a:ext cx="5612130" cy="3088640"/>
+                      <a:ext cx="5612130" cy="3067050"/>
                     </a:xfrm>
                     <a:prstGeom prst="rect">
                       <a:avLst/>
@@ -1258,8 +1258,57 @@
           <w:lang w:val="es-VE"/>
         </w:rPr>
       </w:pPr>
+      <w:r>
+        <w:rPr>
+          <w:noProof/>
+        </w:rPr>
+        <w:drawing>
+          <wp:inline distT="0" distB="0" distL="0" distR="0" wp14:anchorId="17787D85" wp14:editId="0D42F241">
+            <wp:extent cx="5612130" cy="2839085"/>
+            <wp:effectExtent l="0" t="0" r="7620" b="0"/>
+            <wp:docPr id="7" name="Imagen 7"/>
+            <wp:cNvGraphicFramePr>
+              <a:graphicFrameLocks xmlns:a="http://schemas.openxmlformats.org/drawingml/2006/main" noChangeAspect="1"/>
+            </wp:cNvGraphicFramePr>
+            <a:graphic xmlns:a="http://schemas.openxmlformats.org/drawingml/2006/main">
+              <a:graphicData uri="http://schemas.openxmlformats.org/drawingml/2006/picture">
+                <pic:pic xmlns:pic="http://schemas.openxmlformats.org/drawingml/2006/picture">
+                  <pic:nvPicPr>
+                    <pic:cNvPr id="1" name=""/>
+                    <pic:cNvPicPr/>
+                  </pic:nvPicPr>
+                  <pic:blipFill>
+                    <a:blip r:embed="rId18"/>
+                    <a:stretch>
+                      <a:fillRect/>
+                    </a:stretch>
+                  </pic:blipFill>
+                  <pic:spPr>
+                    <a:xfrm>
+                      <a:off x="0" y="0"/>
+                      <a:ext cx="5612130" cy="2839085"/>
+                    </a:xfrm>
+                    <a:prstGeom prst="rect">
+                      <a:avLst/>
+                    </a:prstGeom>
+                  </pic:spPr>
+                </pic:pic>
+              </a:graphicData>
+            </a:graphic>
+          </wp:inline>
+        </w:drawing>
+      </w:r>
       <w:bookmarkStart w:id="0" w:name="_GoBack"/>
       <w:bookmarkEnd w:id="0"/>
+    </w:p>
+    <w:p>
+      <w:pPr>
+        <w:rPr>
+          <w:b/>
+          <w:color w:val="000099"/>
+          <w:lang w:val="es-VE"/>
+        </w:rPr>
+      </w:pPr>
     </w:p>
     <w:p>
       <w:pPr>

--- a/Respuesta Tarea-S12.docx
+++ b/Respuesta Tarea-S12.docx
@@ -1298,17 +1298,952 @@
           </wp:inline>
         </w:drawing>
       </w:r>
+    </w:p>
+    <w:p>
+      <w:pPr>
+        <w:rPr>
+          <w:b/>
+          <w:color w:val="000099"/>
+          <w:lang w:val="es-VE"/>
+        </w:rPr>
+      </w:pPr>
+    </w:p>
+    <w:p>
+      <w:pPr>
+        <w:rPr>
+          <w:b/>
+          <w:color w:val="000099"/>
+          <w:lang w:val="es-VE"/>
+        </w:rPr>
+      </w:pPr>
+      <w:r>
+        <w:rPr>
+          <w:b/>
+          <w:color w:val="000099"/>
+          <w:lang w:val="es-VE"/>
+        </w:rPr>
+        <w:t>## Paso 6 — Agrega un QUINTO</w:t>
+      </w:r>
+      <w:r>
+        <w:rPr>
+          <w:b/>
+          <w:color w:val="000099"/>
+          <w:lang w:val="es-VE"/>
+        </w:rPr>
+        <w:t xml:space="preserve"> test, usando `</w:t>
+      </w:r>
+      <w:proofErr w:type="spellStart"/>
+      <w:r>
+        <w:rPr>
+          <w:b/>
+          <w:color w:val="000099"/>
+          <w:lang w:val="es-VE"/>
+        </w:rPr>
+        <w:t>LoginPage</w:t>
+      </w:r>
+      <w:proofErr w:type="spellEnd"/>
+      <w:r>
+        <w:rPr>
+          <w:b/>
+          <w:color w:val="000099"/>
+          <w:lang w:val="es-VE"/>
+        </w:rPr>
+        <w:t>` desde el arranque</w:t>
+      </w:r>
+    </w:p>
+    <w:p>
+      <w:pPr>
+        <w:rPr>
+          <w:b/>
+          <w:color w:val="000099"/>
+          <w:lang w:val="es-VE"/>
+        </w:rPr>
+      </w:pPr>
+      <w:r>
+        <w:rPr>
+          <w:noProof/>
+        </w:rPr>
+        <w:lastRenderedPageBreak/>
+        <w:drawing>
+          <wp:inline distT="0" distB="0" distL="0" distR="0" wp14:anchorId="773E5F1E" wp14:editId="17147E4E">
+            <wp:extent cx="5612130" cy="3080385"/>
+            <wp:effectExtent l="0" t="0" r="7620" b="5715"/>
+            <wp:docPr id="11" name="Imagen 11"/>
+            <wp:cNvGraphicFramePr>
+              <a:graphicFrameLocks xmlns:a="http://schemas.openxmlformats.org/drawingml/2006/main" noChangeAspect="1"/>
+            </wp:cNvGraphicFramePr>
+            <a:graphic xmlns:a="http://schemas.openxmlformats.org/drawingml/2006/main">
+              <a:graphicData uri="http://schemas.openxmlformats.org/drawingml/2006/picture">
+                <pic:pic xmlns:pic="http://schemas.openxmlformats.org/drawingml/2006/picture">
+                  <pic:nvPicPr>
+                    <pic:cNvPr id="1" name=""/>
+                    <pic:cNvPicPr/>
+                  </pic:nvPicPr>
+                  <pic:blipFill>
+                    <a:blip r:embed="rId19"/>
+                    <a:stretch>
+                      <a:fillRect/>
+                    </a:stretch>
+                  </pic:blipFill>
+                  <pic:spPr>
+                    <a:xfrm>
+                      <a:off x="0" y="0"/>
+                      <a:ext cx="5612130" cy="3080385"/>
+                    </a:xfrm>
+                    <a:prstGeom prst="rect">
+                      <a:avLst/>
+                    </a:prstGeom>
+                  </pic:spPr>
+                </pic:pic>
+              </a:graphicData>
+            </a:graphic>
+          </wp:inline>
+        </w:drawing>
+      </w:r>
+    </w:p>
+    <w:p>
+      <w:pPr>
+        <w:rPr>
+          <w:b/>
+          <w:color w:val="000099"/>
+          <w:lang w:val="es-VE"/>
+        </w:rPr>
+      </w:pPr>
+      <w:r>
+        <w:rPr>
+          <w:b/>
+          <w:noProof/>
+          <w:lang w:val="es-VE"/>
+        </w:rPr>
+        <w:t>Primer intento fallido:</w:t>
+      </w:r>
+      <w:r>
+        <w:rPr>
+          <w:noProof/>
+          <w:lang w:val="es-VE"/>
+        </w:rPr>
+        <w:t xml:space="preserve"> login fallido con contraseña incorrecta</w:t>
+      </w:r>
+    </w:p>
+    <w:p>
+      <w:pPr>
+        <w:rPr>
+          <w:b/>
+          <w:color w:val="000099"/>
+          <w:lang w:val="es-VE"/>
+        </w:rPr>
+      </w:pPr>
+    </w:p>
+    <w:p>
+      <w:pPr>
+        <w:rPr>
+          <w:b/>
+          <w:color w:val="000099"/>
+          <w:lang w:val="es-VE"/>
+        </w:rPr>
+      </w:pPr>
+    </w:p>
+    <w:p>
+      <w:pPr>
+        <w:rPr>
+          <w:b/>
+          <w:color w:val="000099"/>
+          <w:lang w:val="es-VE"/>
+        </w:rPr>
+      </w:pPr>
+    </w:p>
+    <w:p>
+      <w:pPr>
+        <w:rPr>
+          <w:b/>
+          <w:color w:val="000099"/>
+          <w:lang w:val="es-VE"/>
+        </w:rPr>
+      </w:pPr>
+    </w:p>
+    <w:p>
+      <w:pPr>
+        <w:rPr>
+          <w:b/>
+          <w:color w:val="000099"/>
+          <w:lang w:val="es-VE"/>
+        </w:rPr>
+      </w:pPr>
+    </w:p>
+    <w:p>
+      <w:pPr>
+        <w:rPr>
+          <w:b/>
+          <w:color w:val="000099"/>
+          <w:lang w:val="es-VE"/>
+        </w:rPr>
+      </w:pPr>
+    </w:p>
+    <w:p>
+      <w:pPr>
+        <w:rPr>
+          <w:b/>
+          <w:color w:val="000099"/>
+          <w:lang w:val="es-VE"/>
+        </w:rPr>
+      </w:pPr>
+    </w:p>
+    <w:p>
+      <w:pPr>
+        <w:rPr>
+          <w:b/>
+          <w:color w:val="000099"/>
+          <w:lang w:val="es-VE"/>
+        </w:rPr>
+      </w:pPr>
+    </w:p>
+    <w:p>
+      <w:pPr>
+        <w:rPr>
+          <w:b/>
+          <w:color w:val="000099"/>
+          <w:lang w:val="es-VE"/>
+        </w:rPr>
+      </w:pPr>
+    </w:p>
+    <w:p>
+      <w:pPr>
+        <w:rPr>
+          <w:b/>
+          <w:color w:val="000099"/>
+          <w:lang w:val="es-VE"/>
+        </w:rPr>
+      </w:pPr>
+      <w:r>
+        <w:rPr>
+          <w:noProof/>
+        </w:rPr>
+        <w:lastRenderedPageBreak/>
+        <w:drawing>
+          <wp:inline distT="0" distB="0" distL="0" distR="0" wp14:anchorId="00C10269" wp14:editId="181AC8C7">
+            <wp:extent cx="5612130" cy="2990850"/>
+            <wp:effectExtent l="0" t="0" r="7620" b="0"/>
+            <wp:docPr id="29" name="Imagen 29"/>
+            <wp:cNvGraphicFramePr>
+              <a:graphicFrameLocks xmlns:a="http://schemas.openxmlformats.org/drawingml/2006/main" noChangeAspect="1"/>
+            </wp:cNvGraphicFramePr>
+            <a:graphic xmlns:a="http://schemas.openxmlformats.org/drawingml/2006/main">
+              <a:graphicData uri="http://schemas.openxmlformats.org/drawingml/2006/picture">
+                <pic:pic xmlns:pic="http://schemas.openxmlformats.org/drawingml/2006/picture">
+                  <pic:nvPicPr>
+                    <pic:cNvPr id="1" name=""/>
+                    <pic:cNvPicPr/>
+                  </pic:nvPicPr>
+                  <pic:blipFill>
+                    <a:blip r:embed="rId20"/>
+                    <a:stretch>
+                      <a:fillRect/>
+                    </a:stretch>
+                  </pic:blipFill>
+                  <pic:spPr>
+                    <a:xfrm>
+                      <a:off x="0" y="0"/>
+                      <a:ext cx="5612130" cy="2990850"/>
+                    </a:xfrm>
+                    <a:prstGeom prst="rect">
+                      <a:avLst/>
+                    </a:prstGeom>
+                  </pic:spPr>
+                </pic:pic>
+              </a:graphicData>
+            </a:graphic>
+          </wp:inline>
+        </w:drawing>
+      </w:r>
+    </w:p>
+    <w:p>
+      <w:pPr>
+        <w:rPr>
+          <w:b/>
+          <w:color w:val="000099"/>
+          <w:lang w:val="es-VE"/>
+        </w:rPr>
+      </w:pPr>
+      <w:r>
+        <w:rPr>
+          <w:noProof/>
+        </w:rPr>
+        <w:drawing>
+          <wp:inline distT="0" distB="0" distL="0" distR="0" wp14:anchorId="24F0310A" wp14:editId="64B88C1C">
+            <wp:extent cx="5612130" cy="2818130"/>
+            <wp:effectExtent l="0" t="0" r="7620" b="1270"/>
+            <wp:docPr id="30" name="Imagen 30"/>
+            <wp:cNvGraphicFramePr>
+              <a:graphicFrameLocks xmlns:a="http://schemas.openxmlformats.org/drawingml/2006/main" noChangeAspect="1"/>
+            </wp:cNvGraphicFramePr>
+            <a:graphic xmlns:a="http://schemas.openxmlformats.org/drawingml/2006/main">
+              <a:graphicData uri="http://schemas.openxmlformats.org/drawingml/2006/picture">
+                <pic:pic xmlns:pic="http://schemas.openxmlformats.org/drawingml/2006/picture">
+                  <pic:nvPicPr>
+                    <pic:cNvPr id="1" name=""/>
+                    <pic:cNvPicPr/>
+                  </pic:nvPicPr>
+                  <pic:blipFill>
+                    <a:blip r:embed="rId21"/>
+                    <a:stretch>
+                      <a:fillRect/>
+                    </a:stretch>
+                  </pic:blipFill>
+                  <pic:spPr>
+                    <a:xfrm>
+                      <a:off x="0" y="0"/>
+                      <a:ext cx="5612130" cy="2818130"/>
+                    </a:xfrm>
+                    <a:prstGeom prst="rect">
+                      <a:avLst/>
+                    </a:prstGeom>
+                  </pic:spPr>
+                </pic:pic>
+              </a:graphicData>
+            </a:graphic>
+          </wp:inline>
+        </w:drawing>
+      </w:r>
+    </w:p>
+    <w:p>
+      <w:pPr>
+        <w:rPr>
+          <w:b/>
+          <w:color w:val="000099"/>
+          <w:lang w:val="es-VE"/>
+        </w:rPr>
+      </w:pPr>
+      <w:r>
+        <w:rPr>
+          <w:b/>
+          <w:noProof/>
+          <w:lang w:val="es-VE"/>
+        </w:rPr>
+        <w:t>Segundo</w:t>
+      </w:r>
+      <w:r>
+        <w:rPr>
+          <w:b/>
+          <w:noProof/>
+          <w:lang w:val="es-VE"/>
+        </w:rPr>
+        <w:t xml:space="preserve"> intento fallido:</w:t>
+      </w:r>
+      <w:r>
+        <w:rPr>
+          <w:b/>
+          <w:lang w:val="es-VE"/>
+        </w:rPr>
+        <w:t xml:space="preserve"> </w:t>
+      </w:r>
+      <w:r>
+        <w:rPr>
+          <w:noProof/>
+          <w:lang w:val="es-VE"/>
+        </w:rPr>
+        <w:t>login con usuario inexistente</w:t>
+      </w:r>
+    </w:p>
+    <w:p>
+      <w:pPr>
+        <w:rPr>
+          <w:b/>
+          <w:color w:val="000099"/>
+          <w:lang w:val="es-VE"/>
+        </w:rPr>
+      </w:pPr>
+    </w:p>
+    <w:p>
+      <w:pPr>
+        <w:rPr>
+          <w:b/>
+          <w:color w:val="000099"/>
+          <w:lang w:val="es-VE"/>
+        </w:rPr>
+      </w:pPr>
+      <w:r>
+        <w:rPr>
+          <w:noProof/>
+        </w:rPr>
+        <w:lastRenderedPageBreak/>
+        <w:drawing>
+          <wp:inline distT="0" distB="0" distL="0" distR="0" wp14:anchorId="7807CEC5" wp14:editId="758C8C21">
+            <wp:extent cx="5612130" cy="2789555"/>
+            <wp:effectExtent l="0" t="0" r="7620" b="0"/>
+            <wp:docPr id="31" name="Imagen 31"/>
+            <wp:cNvGraphicFramePr>
+              <a:graphicFrameLocks xmlns:a="http://schemas.openxmlformats.org/drawingml/2006/main" noChangeAspect="1"/>
+            </wp:cNvGraphicFramePr>
+            <a:graphic xmlns:a="http://schemas.openxmlformats.org/drawingml/2006/main">
+              <a:graphicData uri="http://schemas.openxmlformats.org/drawingml/2006/picture">
+                <pic:pic xmlns:pic="http://schemas.openxmlformats.org/drawingml/2006/picture">
+                  <pic:nvPicPr>
+                    <pic:cNvPr id="1" name=""/>
+                    <pic:cNvPicPr/>
+                  </pic:nvPicPr>
+                  <pic:blipFill>
+                    <a:blip r:embed="rId22"/>
+                    <a:stretch>
+                      <a:fillRect/>
+                    </a:stretch>
+                  </pic:blipFill>
+                  <pic:spPr>
+                    <a:xfrm>
+                      <a:off x="0" y="0"/>
+                      <a:ext cx="5612130" cy="2789555"/>
+                    </a:xfrm>
+                    <a:prstGeom prst="rect">
+                      <a:avLst/>
+                    </a:prstGeom>
+                  </pic:spPr>
+                </pic:pic>
+              </a:graphicData>
+            </a:graphic>
+          </wp:inline>
+        </w:drawing>
+      </w:r>
+    </w:p>
+    <w:p>
+      <w:pPr>
+        <w:rPr>
+          <w:b/>
+          <w:color w:val="000099"/>
+          <w:lang w:val="es-VE"/>
+        </w:rPr>
+      </w:pPr>
+      <w:r>
+        <w:rPr>
+          <w:noProof/>
+        </w:rPr>
+        <w:drawing>
+          <wp:inline distT="0" distB="0" distL="0" distR="0" wp14:anchorId="70AC4BA0" wp14:editId="3C2E7B09">
+            <wp:extent cx="5612130" cy="2834640"/>
+            <wp:effectExtent l="0" t="0" r="7620" b="3810"/>
+            <wp:docPr id="32" name="Imagen 32"/>
+            <wp:cNvGraphicFramePr>
+              <a:graphicFrameLocks xmlns:a="http://schemas.openxmlformats.org/drawingml/2006/main" noChangeAspect="1"/>
+            </wp:cNvGraphicFramePr>
+            <a:graphic xmlns:a="http://schemas.openxmlformats.org/drawingml/2006/main">
+              <a:graphicData uri="http://schemas.openxmlformats.org/drawingml/2006/picture">
+                <pic:pic xmlns:pic="http://schemas.openxmlformats.org/drawingml/2006/picture">
+                  <pic:nvPicPr>
+                    <pic:cNvPr id="1" name=""/>
+                    <pic:cNvPicPr/>
+                  </pic:nvPicPr>
+                  <pic:blipFill>
+                    <a:blip r:embed="rId23"/>
+                    <a:stretch>
+                      <a:fillRect/>
+                    </a:stretch>
+                  </pic:blipFill>
+                  <pic:spPr>
+                    <a:xfrm>
+                      <a:off x="0" y="0"/>
+                      <a:ext cx="5612130" cy="2834640"/>
+                    </a:xfrm>
+                    <a:prstGeom prst="rect">
+                      <a:avLst/>
+                    </a:prstGeom>
+                  </pic:spPr>
+                </pic:pic>
+              </a:graphicData>
+            </a:graphic>
+          </wp:inline>
+        </w:drawing>
+      </w:r>
+    </w:p>
+    <w:p>
+      <w:pPr>
+        <w:rPr>
+          <w:b/>
+          <w:color w:val="000099"/>
+          <w:lang w:val="es-VE"/>
+        </w:rPr>
+      </w:pPr>
+      <w:r>
+        <w:rPr>
+          <w:b/>
+          <w:noProof/>
+          <w:lang w:val="es-VE"/>
+        </w:rPr>
+        <w:t>Tercer</w:t>
+      </w:r>
+      <w:r>
+        <w:rPr>
+          <w:b/>
+          <w:noProof/>
+          <w:lang w:val="es-VE"/>
+        </w:rPr>
+        <w:t xml:space="preserve"> intento fallido:</w:t>
+      </w:r>
+      <w:r>
+        <w:rPr>
+          <w:b/>
+          <w:lang w:val="es-VE"/>
+        </w:rPr>
+        <w:t xml:space="preserve"> </w:t>
+      </w:r>
+      <w:r>
+        <w:rPr>
+          <w:noProof/>
+          <w:lang w:val="es-VE"/>
+        </w:rPr>
+        <w:t>login con email de formato inválido</w:t>
+      </w:r>
+    </w:p>
+    <w:p>
+      <w:pPr>
+        <w:rPr>
+          <w:b/>
+          <w:color w:val="000099"/>
+          <w:lang w:val="es-VE"/>
+        </w:rPr>
+      </w:pPr>
+    </w:p>
+    <w:p>
+      <w:pPr>
+        <w:rPr>
+          <w:b/>
+          <w:color w:val="000099"/>
+          <w:lang w:val="es-VE"/>
+        </w:rPr>
+      </w:pPr>
+    </w:p>
+    <w:p>
+      <w:pPr>
+        <w:rPr>
+          <w:b/>
+          <w:color w:val="000099"/>
+          <w:lang w:val="es-VE"/>
+        </w:rPr>
+      </w:pPr>
+    </w:p>
+    <w:p>
+      <w:pPr>
+        <w:rPr>
+          <w:b/>
+          <w:color w:val="000099"/>
+          <w:lang w:val="es-VE"/>
+        </w:rPr>
+      </w:pPr>
+    </w:p>
+    <w:p>
+      <w:pPr>
+        <w:rPr>
+          <w:b/>
+          <w:color w:val="000099"/>
+          <w:lang w:val="es-VE"/>
+        </w:rPr>
+      </w:pPr>
+    </w:p>
+    <w:p>
+      <w:pPr>
+        <w:rPr>
+          <w:b/>
+          <w:color w:val="000099"/>
+          <w:lang w:val="es-VE"/>
+        </w:rPr>
+      </w:pPr>
+    </w:p>
+    <w:p>
+      <w:pPr>
+        <w:rPr>
+          <w:b/>
+          <w:color w:val="000099"/>
+          <w:lang w:val="es-VE"/>
+        </w:rPr>
+      </w:pPr>
+    </w:p>
+    <w:p>
+      <w:pPr>
+        <w:rPr>
+          <w:b/>
+          <w:color w:val="000099"/>
+          <w:lang w:val="es-VE"/>
+        </w:rPr>
+      </w:pPr>
+    </w:p>
+    <w:p>
+      <w:pPr>
+        <w:rPr>
+          <w:b/>
+          <w:color w:val="000099"/>
+          <w:lang w:val="es-VE"/>
+        </w:rPr>
+      </w:pPr>
+    </w:p>
+    <w:p>
+      <w:pPr>
+        <w:rPr>
+          <w:b/>
+          <w:color w:val="000099"/>
+          <w:lang w:val="es-VE"/>
+        </w:rPr>
+      </w:pPr>
+      <w:r>
+        <w:rPr>
+          <w:noProof/>
+        </w:rPr>
+        <w:drawing>
+          <wp:inline distT="0" distB="0" distL="0" distR="0" wp14:anchorId="6C442410" wp14:editId="65C385B2">
+            <wp:extent cx="5612130" cy="2836545"/>
+            <wp:effectExtent l="0" t="0" r="7620" b="1905"/>
+            <wp:docPr id="33" name="Imagen 33"/>
+            <wp:cNvGraphicFramePr>
+              <a:graphicFrameLocks xmlns:a="http://schemas.openxmlformats.org/drawingml/2006/main" noChangeAspect="1"/>
+            </wp:cNvGraphicFramePr>
+            <a:graphic xmlns:a="http://schemas.openxmlformats.org/drawingml/2006/main">
+              <a:graphicData uri="http://schemas.openxmlformats.org/drawingml/2006/picture">
+                <pic:pic xmlns:pic="http://schemas.openxmlformats.org/drawingml/2006/picture">
+                  <pic:nvPicPr>
+                    <pic:cNvPr id="1" name=""/>
+                    <pic:cNvPicPr/>
+                  </pic:nvPicPr>
+                  <pic:blipFill>
+                    <a:blip r:embed="rId24"/>
+                    <a:stretch>
+                      <a:fillRect/>
+                    </a:stretch>
+                  </pic:blipFill>
+                  <pic:spPr>
+                    <a:xfrm>
+                      <a:off x="0" y="0"/>
+                      <a:ext cx="5612130" cy="2836545"/>
+                    </a:xfrm>
+                    <a:prstGeom prst="rect">
+                      <a:avLst/>
+                    </a:prstGeom>
+                  </pic:spPr>
+                </pic:pic>
+              </a:graphicData>
+            </a:graphic>
+          </wp:inline>
+        </w:drawing>
+      </w:r>
+    </w:p>
+    <w:p>
+      <w:pPr>
+        <w:rPr>
+          <w:b/>
+          <w:color w:val="000099"/>
+          <w:lang w:val="es-VE"/>
+        </w:rPr>
+      </w:pPr>
+      <w:r>
+        <w:rPr>
+          <w:noProof/>
+        </w:rPr>
+        <w:drawing>
+          <wp:inline distT="0" distB="0" distL="0" distR="0" wp14:anchorId="7B2CA007" wp14:editId="074CDE2C">
+            <wp:extent cx="5612130" cy="2840990"/>
+            <wp:effectExtent l="0" t="0" r="7620" b="0"/>
+            <wp:docPr id="34" name="Imagen 34"/>
+            <wp:cNvGraphicFramePr>
+              <a:graphicFrameLocks xmlns:a="http://schemas.openxmlformats.org/drawingml/2006/main" noChangeAspect="1"/>
+            </wp:cNvGraphicFramePr>
+            <a:graphic xmlns:a="http://schemas.openxmlformats.org/drawingml/2006/main">
+              <a:graphicData uri="http://schemas.openxmlformats.org/drawingml/2006/picture">
+                <pic:pic xmlns:pic="http://schemas.openxmlformats.org/drawingml/2006/picture">
+                  <pic:nvPicPr>
+                    <pic:cNvPr id="1" name=""/>
+                    <pic:cNvPicPr/>
+                  </pic:nvPicPr>
+                  <pic:blipFill>
+                    <a:blip r:embed="rId25"/>
+                    <a:stretch>
+                      <a:fillRect/>
+                    </a:stretch>
+                  </pic:blipFill>
+                  <pic:spPr>
+                    <a:xfrm>
+                      <a:off x="0" y="0"/>
+                      <a:ext cx="5612130" cy="2840990"/>
+                    </a:xfrm>
+                    <a:prstGeom prst="rect">
+                      <a:avLst/>
+                    </a:prstGeom>
+                  </pic:spPr>
+                </pic:pic>
+              </a:graphicData>
+            </a:graphic>
+          </wp:inline>
+        </w:drawing>
+      </w:r>
+    </w:p>
+    <w:p>
+      <w:pPr>
+        <w:rPr>
+          <w:b/>
+          <w:color w:val="000099"/>
+          <w:lang w:val="es-VE"/>
+        </w:rPr>
+      </w:pPr>
+      <w:r>
+        <w:rPr>
+          <w:b/>
+          <w:noProof/>
+          <w:lang w:val="es-VE"/>
+        </w:rPr>
+        <w:t>Cuarto</w:t>
+      </w:r>
       <w:bookmarkStart w:id="0" w:name="_GoBack"/>
       <w:bookmarkEnd w:id="0"/>
-    </w:p>
-    <w:p>
-      <w:pPr>
-        <w:rPr>
-          <w:b/>
-          <w:color w:val="000099"/>
-          <w:lang w:val="es-VE"/>
-        </w:rPr>
-      </w:pPr>
+      <w:r>
+        <w:rPr>
+          <w:b/>
+          <w:noProof/>
+          <w:lang w:val="es-VE"/>
+        </w:rPr>
+        <w:t xml:space="preserve"> intento fallido:</w:t>
+      </w:r>
+      <w:r>
+        <w:rPr>
+          <w:b/>
+          <w:lang w:val="es-VE"/>
+        </w:rPr>
+        <w:t xml:space="preserve"> </w:t>
+      </w:r>
+      <w:r>
+        <w:rPr>
+          <w:noProof/>
+          <w:lang w:val="es-VE"/>
+        </w:rPr>
+        <w:t>login con email de formato inválido</w:t>
+      </w:r>
+    </w:p>
+    <w:p>
+      <w:pPr>
+        <w:rPr>
+          <w:b/>
+          <w:color w:val="000099"/>
+          <w:lang w:val="es-VE"/>
+        </w:rPr>
+      </w:pPr>
+    </w:p>
+    <w:p>
+      <w:pPr>
+        <w:rPr>
+          <w:b/>
+          <w:color w:val="000099"/>
+          <w:lang w:val="es-VE"/>
+        </w:rPr>
+      </w:pPr>
+      <w:r>
+        <w:rPr>
+          <w:noProof/>
+        </w:rPr>
+        <w:lastRenderedPageBreak/>
+        <w:drawing>
+          <wp:inline distT="0" distB="0" distL="0" distR="0" wp14:anchorId="756A984C" wp14:editId="25B5B21A">
+            <wp:extent cx="5612130" cy="2836545"/>
+            <wp:effectExtent l="0" t="0" r="7620" b="1905"/>
+            <wp:docPr id="43" name="Imagen 43"/>
+            <wp:cNvGraphicFramePr>
+              <a:graphicFrameLocks xmlns:a="http://schemas.openxmlformats.org/drawingml/2006/main" noChangeAspect="1"/>
+            </wp:cNvGraphicFramePr>
+            <a:graphic xmlns:a="http://schemas.openxmlformats.org/drawingml/2006/main">
+              <a:graphicData uri="http://schemas.openxmlformats.org/drawingml/2006/picture">
+                <pic:pic xmlns:pic="http://schemas.openxmlformats.org/drawingml/2006/picture">
+                  <pic:nvPicPr>
+                    <pic:cNvPr id="1" name=""/>
+                    <pic:cNvPicPr/>
+                  </pic:nvPicPr>
+                  <pic:blipFill>
+                    <a:blip r:embed="rId26"/>
+                    <a:stretch>
+                      <a:fillRect/>
+                    </a:stretch>
+                  </pic:blipFill>
+                  <pic:spPr>
+                    <a:xfrm>
+                      <a:off x="0" y="0"/>
+                      <a:ext cx="5612130" cy="2836545"/>
+                    </a:xfrm>
+                    <a:prstGeom prst="rect">
+                      <a:avLst/>
+                    </a:prstGeom>
+                  </pic:spPr>
+                </pic:pic>
+              </a:graphicData>
+            </a:graphic>
+          </wp:inline>
+        </w:drawing>
+      </w:r>
+    </w:p>
+    <w:p>
+      <w:pPr>
+        <w:rPr>
+          <w:b/>
+          <w:color w:val="000099"/>
+          <w:lang w:val="es-VE"/>
+        </w:rPr>
+      </w:pPr>
+    </w:p>
+    <w:p>
+      <w:pPr>
+        <w:rPr>
+          <w:b/>
+          <w:color w:val="000099"/>
+          <w:lang w:val="es-VE"/>
+        </w:rPr>
+      </w:pPr>
+      <w:r>
+        <w:rPr>
+          <w:noProof/>
+        </w:rPr>
+        <w:drawing>
+          <wp:inline distT="0" distB="0" distL="0" distR="0" wp14:anchorId="06B90869" wp14:editId="2B9D8479">
+            <wp:extent cx="5612130" cy="2826385"/>
+            <wp:effectExtent l="0" t="0" r="7620" b="0"/>
+            <wp:docPr id="42" name="Imagen 42"/>
+            <wp:cNvGraphicFramePr>
+              <a:graphicFrameLocks xmlns:a="http://schemas.openxmlformats.org/drawingml/2006/main" noChangeAspect="1"/>
+            </wp:cNvGraphicFramePr>
+            <a:graphic xmlns:a="http://schemas.openxmlformats.org/drawingml/2006/main">
+              <a:graphicData uri="http://schemas.openxmlformats.org/drawingml/2006/picture">
+                <pic:pic xmlns:pic="http://schemas.openxmlformats.org/drawingml/2006/picture">
+                  <pic:nvPicPr>
+                    <pic:cNvPr id="1" name=""/>
+                    <pic:cNvPicPr/>
+                  </pic:nvPicPr>
+                  <pic:blipFill>
+                    <a:blip r:embed="rId27"/>
+                    <a:stretch>
+                      <a:fillRect/>
+                    </a:stretch>
+                  </pic:blipFill>
+                  <pic:spPr>
+                    <a:xfrm>
+                      <a:off x="0" y="0"/>
+                      <a:ext cx="5612130" cy="2826385"/>
+                    </a:xfrm>
+                    <a:prstGeom prst="rect">
+                      <a:avLst/>
+                    </a:prstGeom>
+                  </pic:spPr>
+                </pic:pic>
+              </a:graphicData>
+            </a:graphic>
+          </wp:inline>
+        </w:drawing>
+      </w:r>
+    </w:p>
+    <w:p>
+      <w:pPr>
+        <w:rPr>
+          <w:b/>
+          <w:color w:val="000099"/>
+          <w:lang w:val="es-VE"/>
+        </w:rPr>
+      </w:pPr>
+    </w:p>
+    <w:p>
+      <w:pPr>
+        <w:rPr>
+          <w:b/>
+          <w:color w:val="000099"/>
+          <w:lang w:val="es-VE"/>
+        </w:rPr>
+      </w:pPr>
+    </w:p>
+    <w:p>
+      <w:pPr>
+        <w:rPr>
+          <w:b/>
+          <w:color w:val="000099"/>
+          <w:lang w:val="es-VE"/>
+        </w:rPr>
+      </w:pPr>
+      <w:r>
+        <w:rPr>
+          <w:noProof/>
+        </w:rPr>
+        <w:lastRenderedPageBreak/>
+        <w:drawing>
+          <wp:inline distT="0" distB="0" distL="0" distR="0" wp14:anchorId="1E491636" wp14:editId="5E94FD29">
+            <wp:extent cx="5612130" cy="4657090"/>
+            <wp:effectExtent l="0" t="0" r="7620" b="0"/>
+            <wp:docPr id="40" name="Imagen 40"/>
+            <wp:cNvGraphicFramePr>
+              <a:graphicFrameLocks xmlns:a="http://schemas.openxmlformats.org/drawingml/2006/main" noChangeAspect="1"/>
+            </wp:cNvGraphicFramePr>
+            <a:graphic xmlns:a="http://schemas.openxmlformats.org/drawingml/2006/main">
+              <a:graphicData uri="http://schemas.openxmlformats.org/drawingml/2006/picture">
+                <pic:pic xmlns:pic="http://schemas.openxmlformats.org/drawingml/2006/picture">
+                  <pic:nvPicPr>
+                    <pic:cNvPr id="1" name=""/>
+                    <pic:cNvPicPr/>
+                  </pic:nvPicPr>
+                  <pic:blipFill>
+                    <a:blip r:embed="rId28"/>
+                    <a:stretch>
+                      <a:fillRect/>
+                    </a:stretch>
+                  </pic:blipFill>
+                  <pic:spPr>
+                    <a:xfrm>
+                      <a:off x="0" y="0"/>
+                      <a:ext cx="5612130" cy="4657090"/>
+                    </a:xfrm>
+                    <a:prstGeom prst="rect">
+                      <a:avLst/>
+                    </a:prstGeom>
+                  </pic:spPr>
+                </pic:pic>
+              </a:graphicData>
+            </a:graphic>
+          </wp:inline>
+        </w:drawing>
+      </w:r>
+    </w:p>
+    <w:p>
+      <w:pPr>
+        <w:rPr>
+          <w:b/>
+          <w:color w:val="000099"/>
+          <w:lang w:val="es-VE"/>
+        </w:rPr>
+      </w:pPr>
+      <w:r>
+        <w:rPr>
+          <w:noProof/>
+        </w:rPr>
+        <w:drawing>
+          <wp:inline distT="0" distB="0" distL="0" distR="0" wp14:anchorId="63561B5C" wp14:editId="482FB35F">
+            <wp:extent cx="5612130" cy="1721485"/>
+            <wp:effectExtent l="0" t="0" r="7620" b="0"/>
+            <wp:docPr id="39" name="Imagen 39"/>
+            <wp:cNvGraphicFramePr>
+              <a:graphicFrameLocks xmlns:a="http://schemas.openxmlformats.org/drawingml/2006/main" noChangeAspect="1"/>
+            </wp:cNvGraphicFramePr>
+            <a:graphic xmlns:a="http://schemas.openxmlformats.org/drawingml/2006/main">
+              <a:graphicData uri="http://schemas.openxmlformats.org/drawingml/2006/picture">
+                <pic:pic xmlns:pic="http://schemas.openxmlformats.org/drawingml/2006/picture">
+                  <pic:nvPicPr>
+                    <pic:cNvPr id="1" name=""/>
+                    <pic:cNvPicPr/>
+                  </pic:nvPicPr>
+                  <pic:blipFill>
+                    <a:blip r:embed="rId29"/>
+                    <a:stretch>
+                      <a:fillRect/>
+                    </a:stretch>
+                  </pic:blipFill>
+                  <pic:spPr>
+                    <a:xfrm>
+                      <a:off x="0" y="0"/>
+                      <a:ext cx="5612130" cy="1721485"/>
+                    </a:xfrm>
+                    <a:prstGeom prst="rect">
+                      <a:avLst/>
+                    </a:prstGeom>
+                  </pic:spPr>
+                </pic:pic>
+              </a:graphicData>
+            </a:graphic>
+          </wp:inline>
+        </w:drawing>
+      </w:r>
     </w:p>
     <w:p>
       <w:pPr>

--- a/Respuesta Tarea-S12.docx
+++ b/Respuesta Tarea-S12.docx
@@ -1619,15 +1619,7 @@
           <w:noProof/>
           <w:lang w:val="es-VE"/>
         </w:rPr>
-        <w:t>Segundo</w:t>
-      </w:r>
-      <w:r>
-        <w:rPr>
-          <w:b/>
-          <w:noProof/>
-          <w:lang w:val="es-VE"/>
-        </w:rPr>
-        <w:t xml:space="preserve"> intento fallido:</w:t>
+        <w:t>Segundo intento fallido:</w:t>
       </w:r>
       <w:r>
         <w:rPr>
@@ -1986,8 +1978,6 @@
         </w:rPr>
         <w:t>Cuarto</w:t>
       </w:r>
-      <w:bookmarkStart w:id="0" w:name="_GoBack"/>
-      <w:bookmarkEnd w:id="0"/>
       <w:r>
         <w:rPr>
           <w:b/>
@@ -2244,6 +2234,116 @@
           </wp:inline>
         </w:drawing>
       </w:r>
+    </w:p>
+    <w:p>
+      <w:pPr>
+        <w:rPr>
+          <w:b/>
+          <w:color w:val="000099"/>
+          <w:lang w:val="es-VE"/>
+        </w:rPr>
+      </w:pPr>
+      <w:r>
+        <w:rPr>
+          <w:noProof/>
+        </w:rPr>
+        <w:lastRenderedPageBreak/>
+        <w:drawing>
+          <wp:inline distT="0" distB="0" distL="0" distR="0" wp14:anchorId="2F7CCA87" wp14:editId="7838529A">
+            <wp:extent cx="5612130" cy="3072130"/>
+            <wp:effectExtent l="0" t="0" r="7620" b="0"/>
+            <wp:docPr id="17" name="Imagen 17"/>
+            <wp:cNvGraphicFramePr>
+              <a:graphicFrameLocks xmlns:a="http://schemas.openxmlformats.org/drawingml/2006/main" noChangeAspect="1"/>
+            </wp:cNvGraphicFramePr>
+            <a:graphic xmlns:a="http://schemas.openxmlformats.org/drawingml/2006/main">
+              <a:graphicData uri="http://schemas.openxmlformats.org/drawingml/2006/picture">
+                <pic:pic xmlns:pic="http://schemas.openxmlformats.org/drawingml/2006/picture">
+                  <pic:nvPicPr>
+                    <pic:cNvPr id="1" name=""/>
+                    <pic:cNvPicPr/>
+                  </pic:nvPicPr>
+                  <pic:blipFill>
+                    <a:blip r:embed="rId30"/>
+                    <a:stretch>
+                      <a:fillRect/>
+                    </a:stretch>
+                  </pic:blipFill>
+                  <pic:spPr>
+                    <a:xfrm>
+                      <a:off x="0" y="0"/>
+                      <a:ext cx="5612130" cy="3072130"/>
+                    </a:xfrm>
+                    <a:prstGeom prst="rect">
+                      <a:avLst/>
+                    </a:prstGeom>
+                  </pic:spPr>
+                </pic:pic>
+              </a:graphicData>
+            </a:graphic>
+          </wp:inline>
+        </w:drawing>
+      </w:r>
+    </w:p>
+    <w:p>
+      <w:pPr>
+        <w:rPr>
+          <w:b/>
+          <w:color w:val="000099"/>
+          <w:lang w:val="es-VE"/>
+        </w:rPr>
+      </w:pPr>
+      <w:r>
+        <w:rPr>
+          <w:noProof/>
+        </w:rPr>
+        <w:drawing>
+          <wp:inline distT="0" distB="0" distL="0" distR="0" wp14:anchorId="419F9568" wp14:editId="5B62851A">
+            <wp:extent cx="5612130" cy="2978785"/>
+            <wp:effectExtent l="0" t="0" r="7620" b="0"/>
+            <wp:docPr id="18" name="Imagen 18"/>
+            <wp:cNvGraphicFramePr>
+              <a:graphicFrameLocks xmlns:a="http://schemas.openxmlformats.org/drawingml/2006/main" noChangeAspect="1"/>
+            </wp:cNvGraphicFramePr>
+            <a:graphic xmlns:a="http://schemas.openxmlformats.org/drawingml/2006/main">
+              <a:graphicData uri="http://schemas.openxmlformats.org/drawingml/2006/picture">
+                <pic:pic xmlns:pic="http://schemas.openxmlformats.org/drawingml/2006/picture">
+                  <pic:nvPicPr>
+                    <pic:cNvPr id="1" name=""/>
+                    <pic:cNvPicPr/>
+                  </pic:nvPicPr>
+                  <pic:blipFill>
+                    <a:blip r:embed="rId31"/>
+                    <a:stretch>
+                      <a:fillRect/>
+                    </a:stretch>
+                  </pic:blipFill>
+                  <pic:spPr>
+                    <a:xfrm>
+                      <a:off x="0" y="0"/>
+                      <a:ext cx="5612130" cy="2978785"/>
+                    </a:xfrm>
+                    <a:prstGeom prst="rect">
+                      <a:avLst/>
+                    </a:prstGeom>
+                  </pic:spPr>
+                </pic:pic>
+              </a:graphicData>
+            </a:graphic>
+          </wp:inline>
+        </w:drawing>
+      </w:r>
+    </w:p>
+    <w:p>
+      <w:pPr>
+        <w:rPr>
+          <w:b/>
+          <w:color w:val="000099"/>
+          <w:lang w:val="es-VE"/>
+        </w:rPr>
+      </w:pPr>
+      <w:bookmarkStart w:id="0" w:name="_GoBack"/>
+      <w:bookmarkEnd w:id="0"/>
     </w:p>
     <w:p>
       <w:pPr>
